--- a/report_template/template_main/gHRR_CustomEdition_DZRM_v1.2.0.docx
+++ b/report_template/template_main/gHRR_CustomEdition_DZRM_v1.2.0.docx
@@ -12840,7 +12840,7 @@
           <w:sz w:val="16"/>
           <w:szCs w:val="16"/>
         </w:rPr>
-        <w:t xml:space="preserve">, 黄山, 郝晓柯 12, 冀小平, 李红, 梁波, 廖灿, </w:t>
+        <w:t xml:space="preserve">, 黄山, 郝晓柯, 冀小平, 李红, 梁波, 廖灿, </w:t>
       </w:r>
       <w:proofErr w:type="gramStart"/>
       <w:r>
